--- a/rapports/2026-06-04/EQ27/EQ27_enq3_v2/DR_092203050027/17-31-54-90.docx
+++ b/rapports/2026-06-04/EQ27/EQ27_enq3_v2/DR_092203050027/17-31-54-90.docx
@@ -544,7 +544,7 @@
                 <w:color w:val="16A34A"/>
                 <w:sz w:val="16"/>
               </w:rPr>
-              <w:t>—</w:t>
+              <w:t>s01q32, s01q37, s04q23, s01q00b, s01q37_decode, s04q23_decode</w:t>
             </w:r>
           </w:p>
         </w:tc>
@@ -634,7 +634,7 @@
                 <w:color w:val="16A34A"/>
                 <w:sz w:val="16"/>
               </w:rPr>
-              <w:t>—</w:t>
+              <w:t>s01q03c, s01q04a, s01q00b</w:t>
             </w:r>
           </w:p>
         </w:tc>
@@ -724,7 +724,7 @@
                 <w:color w:val="16A34A"/>
                 <w:sz w:val="16"/>
               </w:rPr>
-              <w:t>—</w:t>
+              <w:t>s01q03c, s01q04a, s01q00b</w:t>
             </w:r>
           </w:p>
         </w:tc>
@@ -814,7 +814,7 @@
                 <w:color w:val="16A34A"/>
                 <w:sz w:val="16"/>
               </w:rPr>
-              <w:t>—</w:t>
+              <w:t>s01q03c, s01q04a, s01q00b</w:t>
             </w:r>
           </w:p>
         </w:tc>
@@ -904,7 +904,7 @@
                 <w:color w:val="16A34A"/>
                 <w:sz w:val="16"/>
               </w:rPr>
-              <w:t>—</w:t>
+              <w:t>s01q03c, s01q04a, s01q00b</w:t>
             </w:r>
           </w:p>
         </w:tc>
@@ -994,7 +994,7 @@
                 <w:color w:val="16A34A"/>
                 <w:sz w:val="16"/>
               </w:rPr>
-              <w:t>—</w:t>
+              <w:t>s01q03c, s01q04a, s01q00b</w:t>
             </w:r>
           </w:p>
         </w:tc>
@@ -1084,7 +1084,7 @@
                 <w:color w:val="16A34A"/>
                 <w:sz w:val="16"/>
               </w:rPr>
-              <w:t>—</w:t>
+              <w:t>s01q03c, s01q04a, s01q00b</w:t>
             </w:r>
           </w:p>
         </w:tc>
@@ -1174,7 +1174,7 @@
                 <w:color w:val="16A34A"/>
                 <w:sz w:val="16"/>
               </w:rPr>
-              <w:t>—</w:t>
+              <w:t>s01q03c, s01q04a, s01q00b</w:t>
             </w:r>
           </w:p>
         </w:tc>
@@ -1264,7 +1264,7 @@
                 <w:color w:val="16A34A"/>
                 <w:sz w:val="16"/>
               </w:rPr>
-              <w:t>—</w:t>
+              <w:t>s01q03c, s01q04a, s01q00b</w:t>
             </w:r>
           </w:p>
         </w:tc>
@@ -1354,7 +1354,7 @@
                 <w:color w:val="16A34A"/>
                 <w:sz w:val="16"/>
               </w:rPr>
-              <w:t>—</w:t>
+              <w:t>s01q03c, s01q04a, s01q00b</w:t>
             </w:r>
           </w:p>
         </w:tc>
@@ -1714,7 +1714,7 @@
                 <w:color w:val="16A34A"/>
                 <w:sz w:val="16"/>
               </w:rPr>
-              <w:t>—</w:t>
+              <w:t>s01q32, s01q36, s01q38, s04q37_modif, s02q33, s02q34, s01q00b</w:t>
             </w:r>
           </w:p>
         </w:tc>
@@ -1804,7 +1804,7 @@
                 <w:color w:val="16A34A"/>
                 <w:sz w:val="16"/>
               </w:rPr>
-              <w:t>—</w:t>
+              <w:t>s01q00_0, s00q04, s03q38, s04q21, s04q51, s04q51_unite, s04q44, s04q65</w:t>
             </w:r>
           </w:p>
         </w:tc>
@@ -1894,7 +1894,7 @@
                 <w:color w:val="16A34A"/>
                 <w:sz w:val="16"/>
               </w:rPr>
-              <w:t>—</w:t>
+              <w:t>s01q00_0, s00q04, s03q38, s04q21, s04q51, s04q51_unite, s04q44, s04q65</w:t>
             </w:r>
           </w:p>
         </w:tc>
@@ -1984,7 +1984,7 @@
                 <w:color w:val="16A34A"/>
                 <w:sz w:val="16"/>
               </w:rPr>
-              <w:t>—</w:t>
+              <w:t>s00q08, s01q28, s01q29, s01q30, s02q01__2, s02q02__2, s03q20, s04q22</w:t>
             </w:r>
           </w:p>
         </w:tc>
@@ -2074,7 +2074,7 @@
                 <w:color w:val="16A34A"/>
                 <w:sz w:val="16"/>
               </w:rPr>
-              <w:t>—</w:t>
+              <w:t>s00q27</w:t>
             </w:r>
           </w:p>
         </w:tc>
@@ -2614,7 +2614,7 @@
                 <w:color w:val="16A34A"/>
                 <w:sz w:val="16"/>
               </w:rPr>
-              <w:t>—</w:t>
+              <w:t>s00q27, s01q03a, s01q03b, s01q03c, s01q00b</w:t>
             </w:r>
           </w:p>
         </w:tc>
@@ -2884,7 +2884,7 @@
                 <w:color w:val="16A34A"/>
                 <w:sz w:val="16"/>
               </w:rPr>
-              <w:t>—</w:t>
+              <w:t>s00q27, s01q03a, s01q03b, s01q03c, s01q00b</w:t>
             </w:r>
           </w:p>
         </w:tc>
@@ -3154,7 +3154,7 @@
                 <w:color w:val="16A34A"/>
                 <w:sz w:val="16"/>
               </w:rPr>
-              <w:t>—</w:t>
+              <w:t>s00q27, s01q03a, s01q03b, s01q03c, s01q00b</w:t>
             </w:r>
           </w:p>
         </w:tc>
@@ -3334,7 +3334,7 @@
                 <w:color w:val="16A34A"/>
                 <w:sz w:val="16"/>
               </w:rPr>
-              <w:t>—</w:t>
+              <w:t>s00q27, s01q03a, s01q03b, s01q03c, s01q00b</w:t>
             </w:r>
           </w:p>
         </w:tc>
@@ -3514,7 +3514,7 @@
                 <w:color w:val="16A34A"/>
                 <w:sz w:val="16"/>
               </w:rPr>
-              <w:t>—</w:t>
+              <w:t>s00q27, s01q03a, s01q03b, s01q03c, s01q00b</w:t>
             </w:r>
           </w:p>
         </w:tc>
@@ -3874,7 +3874,7 @@
                 <w:color w:val="16A34A"/>
                 <w:sz w:val="16"/>
               </w:rPr>
-              <w:t>—</w:t>
+              <w:t>s00q27, s01q03a, s01q03b, s01q03c, s01q00b</w:t>
             </w:r>
           </w:p>
         </w:tc>
@@ -4054,7 +4054,7 @@
                 <w:color w:val="16A34A"/>
                 <w:sz w:val="16"/>
               </w:rPr>
-              <w:t>—</w:t>
+              <w:t>s00q27, s01q03a, s01q03b, s01q03c, s01q00b</w:t>
             </w:r>
           </w:p>
         </w:tc>
@@ -4144,7 +4144,7 @@
                 <w:color w:val="16A34A"/>
                 <w:sz w:val="16"/>
               </w:rPr>
-              <w:t>—</w:t>
+              <w:t>s00q27, s01q03a, s01q03b, s01q03c, s01q00b</w:t>
             </w:r>
           </w:p>
         </w:tc>
@@ -4324,7 +4324,7 @@
                 <w:color w:val="16A34A"/>
                 <w:sz w:val="16"/>
               </w:rPr>
-              <w:t>—</w:t>
+              <w:t>s00q27, s01q03a, s01q03b, s01q03c, s01q00b</w:t>
             </w:r>
           </w:p>
         </w:tc>
@@ -4954,7 +4954,7 @@
                 <w:color w:val="16A34A"/>
                 <w:sz w:val="16"/>
               </w:rPr>
-              <w:t>—</w:t>
+              <w:t>s01q63, s00q04, s02q25, s01q00b, s02q17_2, s02q15_2</w:t>
             </w:r>
           </w:p>
         </w:tc>
@@ -5224,7 +5224,7 @@
                 <w:color w:val="16A34A"/>
                 <w:sz w:val="16"/>
               </w:rPr>
-              <w:t>—</w:t>
+              <w:t>s01q63, s00q04, s02q25, s01q00b, s02q17_2, s02q15_2</w:t>
             </w:r>
           </w:p>
         </w:tc>
@@ -6124,7 +6124,7 @@
                 <w:color w:val="16A34A"/>
                 <w:sz w:val="16"/>
               </w:rPr>
-              <w:t>—</w:t>
+              <w:t>s01q63, s00q04, s02q25, s04q17, s04q21, s01q00b, s01q29_1</w:t>
             </w:r>
           </w:p>
         </w:tc>
@@ -6304,7 +6304,7 @@
                 <w:color w:val="16A34A"/>
                 <w:sz w:val="16"/>
               </w:rPr>
-              <w:t>—</w:t>
+              <w:t>s00q07a, s01q54a, s01q54b, s02q20, s02q21, s03q53, s04q21, s04q46</w:t>
             </w:r>
           </w:p>
         </w:tc>
@@ -6394,7 +6394,7 @@
                 <w:color w:val="16A34A"/>
                 <w:sz w:val="16"/>
               </w:rPr>
-              <w:t>—</w:t>
+              <w:t>s00q04, s01q41, s02q14, s01q00b</w:t>
             </w:r>
           </w:p>
         </w:tc>
@@ -6484,7 +6484,7 @@
                 <w:color w:val="16A34A"/>
                 <w:sz w:val="16"/>
               </w:rPr>
-              <w:t>—</w:t>
+              <w:t>s00q07a, s01q54a, s01q54b, s02q20, s02q21, s03q53, s04q21, s04q46</w:t>
             </w:r>
           </w:p>
         </w:tc>
@@ -6574,7 +6574,7 @@
                 <w:color w:val="16A34A"/>
                 <w:sz w:val="16"/>
               </w:rPr>
-              <w:t>—</w:t>
+              <w:t>s00q04, s01q41, s02q14, s01q00b</w:t>
             </w:r>
           </w:p>
         </w:tc>
@@ -6664,7 +6664,7 @@
                 <w:color w:val="16A34A"/>
                 <w:sz w:val="16"/>
               </w:rPr>
-              <w:t>—</w:t>
+              <w:t>s00q04, s01q41, s02q14, s01q00b</w:t>
             </w:r>
           </w:p>
         </w:tc>
@@ -6754,7 +6754,7 @@
                 <w:color w:val="16A34A"/>
                 <w:sz w:val="16"/>
               </w:rPr>
-              <w:t>—</w:t>
+              <w:t>s00q07a, s01q54a, s01q54b, s02q20, s02q21, s03q53, s04q21, s04q46</w:t>
             </w:r>
           </w:p>
         </w:tc>
@@ -6844,7 +6844,7 @@
                 <w:color w:val="16A34A"/>
                 <w:sz w:val="16"/>
               </w:rPr>
-              <w:t>—</w:t>
+              <w:t>s00q04, s01q41, s02q14, s01q00b</w:t>
             </w:r>
           </w:p>
         </w:tc>
@@ -7114,7 +7114,7 @@
                 <w:color w:val="16A34A"/>
                 <w:sz w:val="16"/>
               </w:rPr>
-              <w:t>—</w:t>
+              <w:t>s00q04, s01q41, s02q14, s01q00b</w:t>
             </w:r>
           </w:p>
         </w:tc>
@@ -7474,7 +7474,7 @@
                 <w:color w:val="16A34A"/>
                 <w:sz w:val="16"/>
               </w:rPr>
-              <w:t>—</w:t>
+              <w:t>s00q10, s01q35, s01q36, s01q37, s02q04, s02q15, s03q31, s04q22</w:t>
             </w:r>
           </w:p>
         </w:tc>
@@ -7744,7 +7744,7 @@
                 <w:color w:val="16A34A"/>
                 <w:sz w:val="16"/>
               </w:rPr>
-              <w:t>—</w:t>
+              <w:t>s00q04, s01q41, s02q14, s01q00b</w:t>
             </w:r>
           </w:p>
         </w:tc>
@@ -7924,7 +7924,7 @@
                 <w:color w:val="16A34A"/>
                 <w:sz w:val="16"/>
               </w:rPr>
-              <w:t>—</w:t>
+              <w:t>s00q04, s01q41, s02q14, s01q00b</w:t>
             </w:r>
           </w:p>
         </w:tc>
@@ -8104,7 +8104,7 @@
                 <w:color w:val="16A34A"/>
                 <w:sz w:val="16"/>
               </w:rPr>
-              <w:t>—</w:t>
+              <w:t>s00q04, s01q41, s02q14, s01q00b</w:t>
             </w:r>
           </w:p>
         </w:tc>
@@ -8284,7 +8284,7 @@
                 <w:color w:val="16A34A"/>
                 <w:sz w:val="16"/>
               </w:rPr>
-              <w:t>—</w:t>
+              <w:t>s00q04, s01q41, s02q14, s01q00b</w:t>
             </w:r>
           </w:p>
         </w:tc>
@@ -8464,7 +8464,7 @@
                 <w:color w:val="16A34A"/>
                 <w:sz w:val="16"/>
               </w:rPr>
-              <w:t>—</w:t>
+              <w:t>s00q04, s01q41, s02q14, s01q00b</w:t>
             </w:r>
           </w:p>
         </w:tc>
@@ -8644,7 +8644,7 @@
                 <w:color w:val="16A34A"/>
                 <w:sz w:val="16"/>
               </w:rPr>
-              <w:t>—</w:t>
+              <w:t>s00q04, s01q41, s02q14, s01q00b</w:t>
             </w:r>
           </w:p>
         </w:tc>
@@ -8824,7 +8824,7 @@
                 <w:color w:val="16A34A"/>
                 <w:sz w:val="16"/>
               </w:rPr>
-              <w:t>—</w:t>
+              <w:t>s00q04, s01q41, s02q14, s01q00b</w:t>
             </w:r>
           </w:p>
         </w:tc>
@@ -9004,7 +9004,7 @@
                 <w:color w:val="16A34A"/>
                 <w:sz w:val="16"/>
               </w:rPr>
-              <w:t>—</w:t>
+              <w:t>s00q04, s01q41, s02q14, s01q00b</w:t>
             </w:r>
           </w:p>
         </w:tc>
@@ -9184,7 +9184,7 @@
                 <w:color w:val="16A34A"/>
                 <w:sz w:val="16"/>
               </w:rPr>
-              <w:t>—</w:t>
+              <w:t>s00q04, s01q41, s02q14, s01q00b</w:t>
             </w:r>
           </w:p>
         </w:tc>
@@ -9364,7 +9364,7 @@
                 <w:color w:val="16A34A"/>
                 <w:sz w:val="16"/>
               </w:rPr>
-              <w:t>—</w:t>
+              <w:t>s00q04, s01q41, s02q14, s01q00b</w:t>
             </w:r>
           </w:p>
         </w:tc>
@@ -9544,7 +9544,7 @@
                 <w:color w:val="16A34A"/>
                 <w:sz w:val="16"/>
               </w:rPr>
-              <w:t>—</w:t>
+              <w:t>s00q04, s01q41, s02q14, s01q00b</w:t>
             </w:r>
           </w:p>
         </w:tc>
@@ -12244,7 +12244,7 @@
                 <w:color w:val="16A34A"/>
                 <w:sz w:val="16"/>
               </w:rPr>
-              <w:t>—</w:t>
+              <w:t>s00q14, s00q16, s00q18, s01q39, s01q42__1, s01q42__2, s01q43, s02q04</w:t>
             </w:r>
           </w:p>
         </w:tc>
@@ -12424,7 +12424,7 @@
                 <w:color w:val="16A34A"/>
                 <w:sz w:val="16"/>
               </w:rPr>
-              <w:t>—</w:t>
+              <w:t>s00q07a, s01q54a, s01q54b, s02q20, s02q21, s03q53, s04q21, s04q46</w:t>
             </w:r>
           </w:p>
         </w:tc>
@@ -12874,7 +12874,7 @@
                 <w:color w:val="16A34A"/>
                 <w:sz w:val="16"/>
               </w:rPr>
-              <w:t>—</w:t>
+              <w:t>s01q25, s01q29, s01q30, s04q46, s01q00b</w:t>
             </w:r>
           </w:p>
         </w:tc>
@@ -12964,7 +12964,7 @@
                 <w:color w:val="16A34A"/>
                 <w:sz w:val="16"/>
               </w:rPr>
-              <w:t>—</w:t>
+              <w:t>s00q27, s01q03a, s01q03b, s01q03c, s02q04, s03q14, s04q15, s04q16</w:t>
             </w:r>
           </w:p>
         </w:tc>
@@ -13144,7 +13144,7 @@
                 <w:color w:val="16A34A"/>
                 <w:sz w:val="16"/>
               </w:rPr>
-              <w:t>—</w:t>
+              <w:t>s01q02, s02q01__1, s02q02__1, s02q03__1, s02q15, s03q17, s04q28, s04q35d</w:t>
             </w:r>
           </w:p>
         </w:tc>
@@ -13234,7 +13234,7 @@
                 <w:color w:val="16A34A"/>
                 <w:sz w:val="16"/>
               </w:rPr>
-              <w:t>—</w:t>
+              <w:t>s00q10, s01q35, s01q36, s01q37, s02q04, s02q15, s03q31, s04q22</w:t>
             </w:r>
           </w:p>
         </w:tc>
@@ -13324,7 +13324,7 @@
                 <w:color w:val="16A34A"/>
                 <w:sz w:val="16"/>
               </w:rPr>
-              <w:t>—</w:t>
+              <w:t>s00q07a, s00q08, s00q10, s00q13_0, s00q15_0, s00q17_0, s00q23a, s00q23b</w:t>
             </w:r>
           </w:p>
         </w:tc>
@@ -13414,7 +13414,7 @@
                 <w:color w:val="16A34A"/>
                 <w:sz w:val="16"/>
               </w:rPr>
-              <w:t>—</w:t>
+              <w:t>s00q10, s01q35, s01q36, s01q37, s02q04, s02q15, s03q31, s04q22</w:t>
             </w:r>
           </w:p>
         </w:tc>
@@ -13504,7 +13504,7 @@
                 <w:color w:val="16A34A"/>
                 <w:sz w:val="16"/>
               </w:rPr>
-              <w:t>—</w:t>
+              <w:t>s00q07a, s00q08, s00q10, s00q13_0, s00q15_0, s00q17_0, s00q23a, s00q23b</w:t>
             </w:r>
           </w:p>
         </w:tc>
@@ -13594,7 +13594,7 @@
                 <w:color w:val="16A34A"/>
                 <w:sz w:val="16"/>
               </w:rPr>
-              <w:t>—</w:t>
+              <w:t>s01q25, s01q29, s01q30, s04q46, s01q00b</w:t>
             </w:r>
           </w:p>
         </w:tc>
@@ -13684,7 +13684,7 @@
                 <w:color w:val="16A34A"/>
                 <w:sz w:val="16"/>
               </w:rPr>
-              <w:t>—</w:t>
+              <w:t>s01q25, s01q29, s01q30, s04q46, s01q00b</w:t>
             </w:r>
           </w:p>
         </w:tc>
@@ -13774,7 +13774,7 @@
                 <w:color w:val="16A34A"/>
                 <w:sz w:val="16"/>
               </w:rPr>
-              <w:t>—</w:t>
+              <w:t>s01q25, s01q29, s01q30, s04q46, s01q00b</w:t>
             </w:r>
           </w:p>
         </w:tc>
@@ -13864,7 +13864,7 @@
                 <w:color w:val="16A34A"/>
                 <w:sz w:val="16"/>
               </w:rPr>
-              <w:t>—</w:t>
+              <w:t>s01q25, s01q29, s01q30, s04q46, s01q00b</w:t>
             </w:r>
           </w:p>
         </w:tc>
@@ -13954,7 +13954,7 @@
                 <w:color w:val="16A34A"/>
                 <w:sz w:val="16"/>
               </w:rPr>
-              <w:t>—</w:t>
+              <w:t>s01q25, s01q29, s01q30, s04q46, s01q00b</w:t>
             </w:r>
           </w:p>
         </w:tc>
@@ -14044,7 +14044,7 @@
                 <w:color w:val="16A34A"/>
                 <w:sz w:val="16"/>
               </w:rPr>
-              <w:t>—</w:t>
+              <w:t>s01q25, s01q29, s01q30, s04q46, s01q00b</w:t>
             </w:r>
           </w:p>
         </w:tc>
@@ -14134,7 +14134,7 @@
                 <w:color w:val="16A34A"/>
                 <w:sz w:val="16"/>
               </w:rPr>
-              <w:t>—</w:t>
+              <w:t>s01q25, s01q29, s01q30, s04q46, s01q00b</w:t>
             </w:r>
           </w:p>
         </w:tc>
@@ -14224,7 +14224,7 @@
                 <w:color w:val="16A34A"/>
                 <w:sz w:val="16"/>
               </w:rPr>
-              <w:t>—</w:t>
+              <w:t>s01q25, s01q29, s01q30, s04q46, s01q00b</w:t>
             </w:r>
           </w:p>
         </w:tc>
@@ -14314,7 +14314,7 @@
                 <w:color w:val="16A34A"/>
                 <w:sz w:val="16"/>
               </w:rPr>
-              <w:t>—</w:t>
+              <w:t>s01q25, s01q29, s01q30, s04q46, s01q00b</w:t>
             </w:r>
           </w:p>
         </w:tc>
@@ -14404,7 +14404,7 @@
                 <w:color w:val="16A34A"/>
                 <w:sz w:val="16"/>
               </w:rPr>
-              <w:t>—</w:t>
+              <w:t>s01q25, s01q29, s01q30, s04q46, s01q00b</w:t>
             </w:r>
           </w:p>
         </w:tc>
@@ -14494,7 +14494,7 @@
                 <w:color w:val="16A34A"/>
                 <w:sz w:val="16"/>
               </w:rPr>
-              <w:t>—</w:t>
+              <w:t>s01q25, s01q29, s01q30, s04q46, s01q00b</w:t>
             </w:r>
           </w:p>
         </w:tc>
@@ -14674,7 +14674,7 @@
                 <w:color w:val="16A34A"/>
                 <w:sz w:val="16"/>
               </w:rPr>
-              <w:t>—</w:t>
+              <w:t>s01q25, s01q29, s01q30, s04q46, s01q00b</w:t>
             </w:r>
           </w:p>
         </w:tc>
@@ -14764,7 +14764,7 @@
                 <w:color w:val="16A34A"/>
                 <w:sz w:val="16"/>
               </w:rPr>
-              <w:t>—</w:t>
+              <w:t>s01q25, s01q29, s01q30, s04q46, s01q00b</w:t>
             </w:r>
           </w:p>
         </w:tc>
@@ -14854,7 +14854,7 @@
                 <w:color w:val="16A34A"/>
                 <w:sz w:val="16"/>
               </w:rPr>
-              <w:t>—</w:t>
+              <w:t>s01q25, s01q29, s01q30, s04q46, s01q00b</w:t>
             </w:r>
           </w:p>
         </w:tc>
@@ -14944,7 +14944,7 @@
                 <w:color w:val="16A34A"/>
                 <w:sz w:val="16"/>
               </w:rPr>
-              <w:t>—</w:t>
+              <w:t>s01q25, s01q29, s01q30, s04q46, s01q00b</w:t>
             </w:r>
           </w:p>
         </w:tc>
@@ -15034,7 +15034,7 @@
                 <w:color w:val="16A34A"/>
                 <w:sz w:val="16"/>
               </w:rPr>
-              <w:t>—</w:t>
+              <w:t>s01q25, s01q29, s01q30, s04q46, s01q00b</w:t>
             </w:r>
           </w:p>
         </w:tc>
@@ -15124,7 +15124,7 @@
                 <w:color w:val="16A34A"/>
                 <w:sz w:val="16"/>
               </w:rPr>
-              <w:t>—</w:t>
+              <w:t>s01q25, s01q29, s01q30, s04q46, s01q00b</w:t>
             </w:r>
           </w:p>
         </w:tc>
@@ -15214,7 +15214,7 @@
                 <w:color w:val="16A34A"/>
                 <w:sz w:val="16"/>
               </w:rPr>
-              <w:t>—</w:t>
+              <w:t>s01q25, s01q29, s01q30, s04q46, s01q00b</w:t>
             </w:r>
           </w:p>
         </w:tc>
@@ -15304,7 +15304,7 @@
                 <w:color w:val="16A34A"/>
                 <w:sz w:val="16"/>
               </w:rPr>
-              <w:t>—</w:t>
+              <w:t>s01q25, s01q29, s01q30, s04q46, s01q00b</w:t>
             </w:r>
           </w:p>
         </w:tc>
@@ -15394,7 +15394,7 @@
                 <w:color w:val="16A34A"/>
                 <w:sz w:val="16"/>
               </w:rPr>
-              <w:t>—</w:t>
+              <w:t>s01q25, s01q29, s01q30, s04q46, s01q00b</w:t>
             </w:r>
           </w:p>
         </w:tc>
@@ -15574,7 +15574,7 @@
                 <w:color w:val="16A34A"/>
                 <w:sz w:val="16"/>
               </w:rPr>
-              <w:t>—</w:t>
+              <w:t>s01q25, s01q29, s01q30, s04q46, s01q00b</w:t>
             </w:r>
           </w:p>
         </w:tc>
@@ -15664,7 +15664,7 @@
                 <w:color w:val="16A34A"/>
                 <w:sz w:val="16"/>
               </w:rPr>
-              <w:t>—</w:t>
+              <w:t>s01q25, s01q29, s01q30, s04q46, s01q00b</w:t>
             </w:r>
           </w:p>
         </w:tc>
@@ -15754,7 +15754,7 @@
                 <w:color w:val="16A34A"/>
                 <w:sz w:val="16"/>
               </w:rPr>
-              <w:t>—</w:t>
+              <w:t>s01q25, s01q29, s01q30, s04q46, s01q00b</w:t>
             </w:r>
           </w:p>
         </w:tc>
@@ -15844,7 +15844,7 @@
                 <w:color w:val="16A34A"/>
                 <w:sz w:val="16"/>
               </w:rPr>
-              <w:t>—</w:t>
+              <w:t>s01q25, s01q29, s01q30, s04q46, s01q00b</w:t>
             </w:r>
           </w:p>
         </w:tc>
@@ -15934,7 +15934,7 @@
                 <w:color w:val="16A34A"/>
                 <w:sz w:val="16"/>
               </w:rPr>
-              <w:t>—</w:t>
+              <w:t>s01q25, s01q29, s01q30, s04q46, s01q00b</w:t>
             </w:r>
           </w:p>
         </w:tc>
@@ -16024,7 +16024,7 @@
                 <w:color w:val="16A34A"/>
                 <w:sz w:val="16"/>
               </w:rPr>
-              <w:t>—</w:t>
+              <w:t>s01q25, s01q29, s01q30, s04q46, s01q00b</w:t>
             </w:r>
           </w:p>
         </w:tc>
@@ -16114,7 +16114,7 @@
                 <w:color w:val="16A34A"/>
                 <w:sz w:val="16"/>
               </w:rPr>
-              <w:t>—</w:t>
+              <w:t>s01q25, s01q29, s01q30, s04q46, s01q00b</w:t>
             </w:r>
           </w:p>
         </w:tc>
@@ -16204,7 +16204,7 @@
                 <w:color w:val="16A34A"/>
                 <w:sz w:val="16"/>
               </w:rPr>
-              <w:t>—</w:t>
+              <w:t>s01q25, s01q29, s01q30, s04q46, s01q00b</w:t>
             </w:r>
           </w:p>
         </w:tc>
@@ -16294,7 +16294,7 @@
                 <w:color w:val="16A34A"/>
                 <w:sz w:val="16"/>
               </w:rPr>
-              <w:t>—</w:t>
+              <w:t>s01q25, s01q29, s01q30, s04q46, s01q00b</w:t>
             </w:r>
           </w:p>
         </w:tc>
@@ -16384,7 +16384,7 @@
                 <w:color w:val="16A34A"/>
                 <w:sz w:val="16"/>
               </w:rPr>
-              <w:t>—</w:t>
+              <w:t>s01q25, s01q29, s01q30, s04q46, s01q00b</w:t>
             </w:r>
           </w:p>
         </w:tc>
@@ -16474,7 +16474,7 @@
                 <w:color w:val="16A34A"/>
                 <w:sz w:val="16"/>
               </w:rPr>
-              <w:t>—</w:t>
+              <w:t>s01q25, s01q29, s01q30, s04q46, s01q00b</w:t>
             </w:r>
           </w:p>
         </w:tc>
@@ -16564,7 +16564,7 @@
                 <w:color w:val="16A34A"/>
                 <w:sz w:val="16"/>
               </w:rPr>
-              <w:t>—</w:t>
+              <w:t>s01q25, s01q29, s01q30, s04q46, s01q00b</w:t>
             </w:r>
           </w:p>
         </w:tc>
@@ -16654,7 +16654,7 @@
                 <w:color w:val="16A34A"/>
                 <w:sz w:val="16"/>
               </w:rPr>
-              <w:t>—</w:t>
+              <w:t>s01q25, s01q29, s01q30, s04q46, s01q00b</w:t>
             </w:r>
           </w:p>
         </w:tc>
@@ -16744,7 +16744,7 @@
                 <w:color w:val="16A34A"/>
                 <w:sz w:val="16"/>
               </w:rPr>
-              <w:t>—</w:t>
+              <w:t>s01q25, s01q29, s01q30, s04q46, s01q00b</w:t>
             </w:r>
           </w:p>
         </w:tc>
@@ -16834,7 +16834,7 @@
                 <w:color w:val="16A34A"/>
                 <w:sz w:val="16"/>
               </w:rPr>
-              <w:t>—</w:t>
+              <w:t>s01q25, s01q29, s01q30, s04q46, s01q00b</w:t>
             </w:r>
           </w:p>
         </w:tc>
@@ -16924,7 +16924,7 @@
                 <w:color w:val="16A34A"/>
                 <w:sz w:val="16"/>
               </w:rPr>
-              <w:t>—</w:t>
+              <w:t>s01q25, s01q29, s01q30, s04q46, s01q00b</w:t>
             </w:r>
           </w:p>
         </w:tc>
@@ -17014,7 +17014,7 @@
                 <w:color w:val="16A34A"/>
                 <w:sz w:val="16"/>
               </w:rPr>
-              <w:t>—</w:t>
+              <w:t>s01q25, s01q29, s01q30, s04q46, s01q00b</w:t>
             </w:r>
           </w:p>
         </w:tc>
@@ -17104,7 +17104,7 @@
                 <w:color w:val="16A34A"/>
                 <w:sz w:val="16"/>
               </w:rPr>
-              <w:t>—</w:t>
+              <w:t>s01q25, s01q29, s01q30, s04q46, s01q00b</w:t>
             </w:r>
           </w:p>
         </w:tc>
@@ -17194,7 +17194,7 @@
                 <w:color w:val="16A34A"/>
                 <w:sz w:val="16"/>
               </w:rPr>
-              <w:t>—</w:t>
+              <w:t>s01q25, s01q29, s01q30, s04q46, s01q00b</w:t>
             </w:r>
           </w:p>
         </w:tc>
@@ -17284,7 +17284,7 @@
                 <w:color w:val="16A34A"/>
                 <w:sz w:val="16"/>
               </w:rPr>
-              <w:t>—</w:t>
+              <w:t>s01q25, s01q29, s01q30, s04q46, s01q00b</w:t>
             </w:r>
           </w:p>
         </w:tc>
@@ -17374,7 +17374,7 @@
                 <w:color w:val="16A34A"/>
                 <w:sz w:val="16"/>
               </w:rPr>
-              <w:t>—</w:t>
+              <w:t>s01q25, s01q29, s01q30, s04q46, s01q00b</w:t>
             </w:r>
           </w:p>
         </w:tc>
@@ -17464,7 +17464,7 @@
                 <w:color w:val="16A34A"/>
                 <w:sz w:val="16"/>
               </w:rPr>
-              <w:t>—</w:t>
+              <w:t>s01q25, s01q29, s01q30, s04q46, s01q00b</w:t>
             </w:r>
           </w:p>
         </w:tc>
@@ -17554,7 +17554,7 @@
                 <w:color w:val="16A34A"/>
                 <w:sz w:val="16"/>
               </w:rPr>
-              <w:t>—</w:t>
+              <w:t>s01q25, s01q29, s01q30, s04q46, s01q00b</w:t>
             </w:r>
           </w:p>
         </w:tc>
@@ -17644,7 +17644,7 @@
                 <w:color w:val="16A34A"/>
                 <w:sz w:val="16"/>
               </w:rPr>
-              <w:t>—</w:t>
+              <w:t>s01q25, s01q29, s01q30, s04q46, s01q00b</w:t>
             </w:r>
           </w:p>
         </w:tc>
@@ -17734,7 +17734,7 @@
                 <w:color w:val="16A34A"/>
                 <w:sz w:val="16"/>
               </w:rPr>
-              <w:t>—</w:t>
+              <w:t>s01q25, s01q29, s01q30, s04q46, s01q00b</w:t>
             </w:r>
           </w:p>
         </w:tc>
@@ -17824,7 +17824,7 @@
                 <w:color w:val="16A34A"/>
                 <w:sz w:val="16"/>
               </w:rPr>
-              <w:t>—</w:t>
+              <w:t>s01q25, s01q29, s01q30, s04q46, s01q00b</w:t>
             </w:r>
           </w:p>
         </w:tc>
@@ -17914,7 +17914,7 @@
                 <w:color w:val="16A34A"/>
                 <w:sz w:val="16"/>
               </w:rPr>
-              <w:t>—</w:t>
+              <w:t>s01q25, s01q29, s01q30, s04q46, s01q00b</w:t>
             </w:r>
           </w:p>
         </w:tc>
@@ -18004,7 +18004,7 @@
                 <w:color w:val="16A34A"/>
                 <w:sz w:val="16"/>
               </w:rPr>
-              <w:t>—</w:t>
+              <w:t>s01q25, s01q29, s01q30, s04q46, s01q00b</w:t>
             </w:r>
           </w:p>
         </w:tc>
@@ -18094,7 +18094,7 @@
                 <w:color w:val="16A34A"/>
                 <w:sz w:val="16"/>
               </w:rPr>
-              <w:t>—</w:t>
+              <w:t>s01q25, s01q29, s01q30, s04q46, s01q00b</w:t>
             </w:r>
           </w:p>
         </w:tc>
@@ -18184,7 +18184,7 @@
                 <w:color w:val="16A34A"/>
                 <w:sz w:val="16"/>
               </w:rPr>
-              <w:t>—</w:t>
+              <w:t>s01q25, s01q29, s01q30, s04q46, s01q00b</w:t>
             </w:r>
           </w:p>
         </w:tc>
@@ -18274,7 +18274,7 @@
                 <w:color w:val="16A34A"/>
                 <w:sz w:val="16"/>
               </w:rPr>
-              <w:t>—</w:t>
+              <w:t>s01q25, s01q29, s01q30, s04q46, s01q00b</w:t>
             </w:r>
           </w:p>
         </w:tc>
@@ -18364,7 +18364,7 @@
                 <w:color w:val="16A34A"/>
                 <w:sz w:val="16"/>
               </w:rPr>
-              <w:t>—</w:t>
+              <w:t>s01q25, s01q29, s01q30, s04q46, s01q00b</w:t>
             </w:r>
           </w:p>
         </w:tc>
@@ -18454,7 +18454,7 @@
                 <w:color w:val="16A34A"/>
                 <w:sz w:val="16"/>
               </w:rPr>
-              <w:t>—</w:t>
+              <w:t>s01q25, s01q29, s01q30, s04q46, s01q00b</w:t>
             </w:r>
           </w:p>
         </w:tc>
@@ -18544,7 +18544,7 @@
                 <w:color w:val="16A34A"/>
                 <w:sz w:val="16"/>
               </w:rPr>
-              <w:t>—</w:t>
+              <w:t>s01q25, s01q29, s01q30, s04q46, s01q00b</w:t>
             </w:r>
           </w:p>
         </w:tc>
@@ -18634,7 +18634,7 @@
                 <w:color w:val="16A34A"/>
                 <w:sz w:val="16"/>
               </w:rPr>
-              <w:t>—</w:t>
+              <w:t>s01q25, s01q29, s01q30, s04q46, s01q00b</w:t>
             </w:r>
           </w:p>
         </w:tc>
@@ -18724,7 +18724,7 @@
                 <w:color w:val="16A34A"/>
                 <w:sz w:val="16"/>
               </w:rPr>
-              <w:t>—</w:t>
+              <w:t>s01q25, s01q29, s01q30, s04q46, s01q00b</w:t>
             </w:r>
           </w:p>
         </w:tc>
@@ -18814,7 +18814,7 @@
                 <w:color w:val="16A34A"/>
                 <w:sz w:val="16"/>
               </w:rPr>
-              <w:t>—</w:t>
+              <w:t>s01q25, s01q29, s01q30, s04q46, s01q00b</w:t>
             </w:r>
           </w:p>
         </w:tc>
@@ -18904,7 +18904,7 @@
                 <w:color w:val="16A34A"/>
                 <w:sz w:val="16"/>
               </w:rPr>
-              <w:t>—</w:t>
+              <w:t>s01q25, s01q29, s01q30, s04q46, s01q00b</w:t>
             </w:r>
           </w:p>
         </w:tc>
@@ -18994,7 +18994,7 @@
                 <w:color w:val="16A34A"/>
                 <w:sz w:val="16"/>
               </w:rPr>
-              <w:t>—</w:t>
+              <w:t>s01q25, s01q29, s01q30, s04q46, s01q00b</w:t>
             </w:r>
           </w:p>
         </w:tc>
@@ -19084,7 +19084,7 @@
                 <w:color w:val="16A34A"/>
                 <w:sz w:val="16"/>
               </w:rPr>
-              <w:t>—</w:t>
+              <w:t>s01q25, s01q29, s01q30, s04q46, s01q00b</w:t>
             </w:r>
           </w:p>
         </w:tc>
@@ -19174,7 +19174,7 @@
                 <w:color w:val="16A34A"/>
                 <w:sz w:val="16"/>
               </w:rPr>
-              <w:t>—</w:t>
+              <w:t>s01q25, s01q29, s01q30, s04q46, s01q00b</w:t>
             </w:r>
           </w:p>
         </w:tc>
@@ -19264,7 +19264,7 @@
                 <w:color w:val="16A34A"/>
                 <w:sz w:val="16"/>
               </w:rPr>
-              <w:t>—</w:t>
+              <w:t>s01q25, s01q29, s01q30, s04q46, s01q00b</w:t>
             </w:r>
           </w:p>
         </w:tc>
@@ -19354,7 +19354,7 @@
                 <w:color w:val="16A34A"/>
                 <w:sz w:val="16"/>
               </w:rPr>
-              <w:t>—</w:t>
+              <w:t>s01q25, s01q29, s01q30, s04q46, s01q00b</w:t>
             </w:r>
           </w:p>
         </w:tc>
@@ -19444,7 +19444,7 @@
                 <w:color w:val="16A34A"/>
                 <w:sz w:val="16"/>
               </w:rPr>
-              <w:t>—</w:t>
+              <w:t>s01q25, s01q29, s01q30, s04q46, s01q00b</w:t>
             </w:r>
           </w:p>
         </w:tc>
@@ -19534,7 +19534,7 @@
                 <w:color w:val="16A34A"/>
                 <w:sz w:val="16"/>
               </w:rPr>
-              <w:t>—</w:t>
+              <w:t>s01q25, s01q29, s01q30, s04q46, s01q00b</w:t>
             </w:r>
           </w:p>
         </w:tc>
@@ -19624,7 +19624,7 @@
                 <w:color w:val="16A34A"/>
                 <w:sz w:val="16"/>
               </w:rPr>
-              <w:t>—</w:t>
+              <w:t>s01q25, s01q29, s01q30, s04q46, s01q00b</w:t>
             </w:r>
           </w:p>
         </w:tc>
@@ -19714,7 +19714,7 @@
                 <w:color w:val="16A34A"/>
                 <w:sz w:val="16"/>
               </w:rPr>
-              <w:t>—</w:t>
+              <w:t>s00q27, s01q03a, s01q03b, s01q03c, s02q04, s03q14, s04q15, s04q16</w:t>
             </w:r>
           </w:p>
         </w:tc>
@@ -19804,7 +19804,7 @@
                 <w:color w:val="16A34A"/>
                 <w:sz w:val="16"/>
               </w:rPr>
-              <w:t>—</w:t>
+              <w:t>s00q27, s01q03a, s01q03b, s01q03c, s02q04, s03q14, s04q15, s04q16</w:t>
             </w:r>
           </w:p>
         </w:tc>
@@ -19894,7 +19894,7 @@
                 <w:color w:val="16A34A"/>
                 <w:sz w:val="16"/>
               </w:rPr>
-              <w:t>—</w:t>
+              <w:t>s00q04, s01q41a, s01q00b</w:t>
             </w:r>
           </w:p>
         </w:tc>
@@ -20074,7 +20074,7 @@
                 <w:color w:val="16A34A"/>
                 <w:sz w:val="16"/>
               </w:rPr>
-              <w:t>—</w:t>
+              <w:t>s01q02, s01q12, s01q13, s02q03__2, s03q01, s04q35a, s04q35b, s04q35c</w:t>
             </w:r>
           </w:p>
         </w:tc>
@@ -20164,7 +20164,7 @@
                 <w:color w:val="16A34A"/>
                 <w:sz w:val="16"/>
               </w:rPr>
-              <w:t>—</w:t>
+              <w:t>s01q02, s01q12, s01q13, s02q03__2, s03q01, s04q35a, s04q35b, s04q35c</w:t>
             </w:r>
           </w:p>
         </w:tc>
@@ -20254,7 +20254,7 @@
                 <w:color w:val="16A34A"/>
                 <w:sz w:val="16"/>
               </w:rPr>
-              <w:t>—</w:t>
+              <w:t>s01q02, s01q12, s01q13, s02q03__2, s03q01, s04q35a, s04q35b, s04q35c</w:t>
             </w:r>
           </w:p>
         </w:tc>
@@ -20344,7 +20344,7 @@
                 <w:color w:val="16A34A"/>
                 <w:sz w:val="16"/>
               </w:rPr>
-              <w:t>—</w:t>
+              <w:t>s01q02, s01q12, s01q13, s02q03__2, s03q01, s04q35a, s04q35b, s04q35c</w:t>
             </w:r>
           </w:p>
         </w:tc>
@@ -20434,7 +20434,7 @@
                 <w:color w:val="16A34A"/>
                 <w:sz w:val="16"/>
               </w:rPr>
-              <w:t>—</w:t>
+              <w:t>s00q27, s01q00a, s01q12, s01q13, s02q04, s03q11, s03q12, s01q01</w:t>
             </w:r>
           </w:p>
         </w:tc>
@@ -20524,7 +20524,7 @@
                 <w:color w:val="16A34A"/>
                 <w:sz w:val="16"/>
               </w:rPr>
-              <w:t>—</w:t>
+              <w:t>s00q04, s03q24, s04q19, s04q51, s04q51_unite, s04q39, s04q43, s04q44</w:t>
             </w:r>
           </w:p>
         </w:tc>
@@ -20614,7 +20614,7 @@
                 <w:color w:val="16A34A"/>
                 <w:sz w:val="16"/>
               </w:rPr>
-              <w:t>—</w:t>
+              <w:t>s01q23, s02q23, s03q55, s04q51, s04q67, s06q19, s06q20, s06q22a</w:t>
             </w:r>
           </w:p>
         </w:tc>

--- a/rapports/2026-06-04/EQ27/EQ27_enq3_v2/DR_092203050027/17-31-54-90.docx
+++ b/rapports/2026-06-04/EQ27/EQ27_enq3_v2/DR_092203050027/17-31-54-90.docx
@@ -297,7 +297,7 @@
           <w:color w:val="1F6FEB"/>
           <w:sz w:val="22"/>
         </w:rPr>
-        <w:t>⚠ INCOHÉRENCES À CORRIGER (227)</w:t>
+        <w:t>⚠ INCOHÉRENCES À CORRIGER (228)</w:t>
       </w:r>
     </w:p>
     <w:tbl>
@@ -4446,6 +4446,96 @@
                 <w:sz w:val="17"/>
               </w:rPr>
               <w:t>Prière de verifier l'information donnée par YA KANE SANKHARE ou corriger au niveau de la section 1.</w:t>
+            </w:r>
+          </w:p>
+        </w:tc>
+      </w:tr>
+      <w:tr>
+        <w:tc>
+          <w:tcPr>
+            <w:tcW w:type="dxa" w:w="964"/>
+          </w:tcPr>
+          <w:p>
+            <w:r>
+              <w:rPr>
+                <w:b/>
+                <w:i w:val="0"/>
+                <w:color w:val="EA580C"/>
+                <w:sz w:val="16"/>
+              </w:rPr>
+              <w:t>Moyenne</w:t>
+            </w:r>
+          </w:p>
+        </w:tc>
+        <w:tc>
+          <w:tcPr>
+            <w:tcW w:type="dxa" w:w="1247"/>
+          </w:tcPr>
+          <w:p>
+            <w:r>
+              <w:rPr>
+                <w:b/>
+                <w:i w:val="0"/>
+                <w:sz w:val="16"/>
+              </w:rPr>
+              <w:t>S01</w:t>
+              <w:br/>
+            </w:r>
+            <w:r>
+              <w:rPr>
+                <w:b w:val="0"/>
+                <w:i w:val="0"/>
+                <w:color w:val="64748B"/>
+                <w:sz w:val="14"/>
+              </w:rPr>
+              <w:t>Démographie</w:t>
+            </w:r>
+          </w:p>
+        </w:tc>
+        <w:tc>
+          <w:tcPr>
+            <w:tcW w:type="dxa" w:w="1531"/>
+          </w:tcPr>
+          <w:p>
+            <w:r>
+              <w:rPr>
+                <w:b/>
+                <w:i w:val="0"/>
+                <w:color w:val="16A34A"/>
+                <w:sz w:val="16"/>
+              </w:rPr>
+              <w:t>s01q10_1</w:t>
+            </w:r>
+          </w:p>
+        </w:tc>
+        <w:tc>
+          <w:tcPr>
+            <w:tcW w:type="dxa" w:w="1191"/>
+          </w:tcPr>
+          <w:p>
+            <w:r>
+              <w:rPr>
+                <w:b w:val="0"/>
+                <w:i w:val="0"/>
+                <w:color w:val="64748B"/>
+                <w:sz w:val="16"/>
+              </w:rPr>
+              <w:t>GT-CQ</w:t>
+            </w:r>
+          </w:p>
+        </w:tc>
+        <w:tc>
+          <w:tcPr>
+            <w:tcW w:type="dxa" w:w="4706"/>
+          </w:tcPr>
+          <w:p>
+            <w:r>
+              <w:rPr>
+                <w:b w:val="0"/>
+                <w:i w:val="0"/>
+                <w:sz w:val="17"/>
+              </w:rPr>
+              <w:t>La taille du ménage lors de l'enquête principale (11) de ce ménage est inférieur à la taille du denombrement (15), prière de fournir des explications concrètes ou aller revisiter le ménage.</w:t>
             </w:r>
           </w:p>
         </w:tc>
